--- a/Learn/2026-07-30-network-independent-critical-operation.docx
+++ b/Learn/2026-07-30-network-independent-critical-operation.docx
@@ -2,7 +2,7 @@
 <file path=word/document.xml><?xml version="1.0" encoding="utf-8"?>
 <w:document xmlns:w="http://schemas.openxmlformats.org/wordprocessingml/2006/main" xmlns:m="http://schemas.openxmlformats.org/officeDocument/2006/math" xmlns:r="http://schemas.openxmlformats.org/officeDocument/2006/relationships" xmlns:o="urn:schemas-microsoft-com:office:office" xmlns:v="urn:schemas-microsoft-com:vml" xmlns:w10="urn:schemas-microsoft-com:office:word" xmlns:a="http://schemas.openxmlformats.org/drawingml/2006/main" xmlns:pic="http://schemas.openxmlformats.org/drawingml/2006/picture" xmlns:wp="http://schemas.openxmlformats.org/drawingml/2006/wordprocessingDrawing">
   <w:body>
-    <w:bookmarkStart w:id="28" w:name="X6cdf536d2e77ada2cc4bb6951cad8a1dacb89b4"/>
+    <w:bookmarkStart w:id="29" w:name="X6cdf536d2e77ada2cc4bb6951cad8a1dacb89b4"/>
     <w:p>
       <w:pPr>
         <w:pStyle w:val="Heading1"/>
@@ -462,29 +462,72 @@
           <w:bCs/>
           <w:b/>
         </w:rPr>
-        <w:t xml:space="preserve">Corrected in this change:</w:t>
-      </w:r>
-      <w:r>
-        <w:t xml:space="preserve"> </w:t>
-      </w:r>
-      <w:r>
-        <w:t xml:space="preserve">the overview now states the continuity premise and the commercial line.</w:t>
-      </w:r>
-      <w:r>
-        <w:t xml:space="preserve"> </w:t>
-      </w:r>
-      <w:r>
-        <w:rPr>
-          <w:bCs/>
-          <w:b/>
-        </w:rPr>
-        <w:t xml:space="preserve">Not decided in this change:</w:t>
-      </w:r>
-      <w:r>
-        <w:t xml:space="preserve"> </w:t>
-      </w:r>
-      <w:r>
-        <w:t xml:space="preserve">whether offline-capable operation moves into Standard/Defence, or stays a Sovereign-tier capability with the premise stated product-wide. That is a commercial call with pricing consequences — see Q6 (§5).</w:t>
+        <w:t xml:space="preserve">Resolved in v1.1 (§5):</w:t>
+      </w:r>
+      <w:r>
+        <w:t xml:space="preserve"> </w:t>
+      </w:r>
+      <w:r>
+        <w:t xml:space="preserve">the framing itself was the fault. Deployment mode and commercial tier are different axes, and the product doc had collapsed them — which is what made local operation look like a premium feature.</w:t>
+      </w:r>
+      <w:r>
+        <w:t xml:space="preserve"> </w:t>
+      </w:r>
+      <w:r>
+        <w:rPr>
+          <w:rStyle w:val="VerbatimChar"/>
+        </w:rPr>
+        <w:t xml:space="preserve">Store/PRODUCT_AEGIS.md</w:t>
+      </w:r>
+      <w:r>
+        <w:t xml:space="preserve"> </w:t>
+      </w:r>
+      <w:r>
+        <w:t xml:space="preserve">now carries a</w:t>
+      </w:r>
+      <w:r>
+        <w:t xml:space="preserve"> </w:t>
+      </w:r>
+      <w:r>
+        <w:rPr>
+          <w:bCs/>
+          <w:b/>
+        </w:rPr>
+        <w:t xml:space="preserve">Deployment Modes</w:t>
+      </w:r>
+      <w:r>
+        <w:t xml:space="preserve"> </w:t>
+      </w:r>
+      <w:r>
+        <w:t xml:space="preserve">section, the Sovereign tier no longer differentiates on</w:t>
+      </w:r>
+      <w:r>
+        <w:t xml:space="preserve"> </w:t>
+      </w:r>
+      <w:r>
+        <w:t xml:space="preserve">“</w:t>
+      </w:r>
+      <w:r>
+        <w:t xml:space="preserve">air-gapped option</w:t>
+      </w:r>
+      <w:r>
+        <w:t xml:space="preserve">”</w:t>
+      </w:r>
+      <w:r>
+        <w:t xml:space="preserve">, and tiers are stated to price hardware, SLA, support and sovereignty</w:t>
+      </w:r>
+      <w:r>
+        <w:t xml:space="preserve"> </w:t>
+      </w:r>
+      <w:r>
+        <w:rPr>
+          <w:bCs/>
+          <w:b/>
+        </w:rPr>
+        <w:t xml:space="preserve">without gating mode</w:t>
+      </w:r>
+      <w:r>
+        <w:t xml:space="preserve">.</w:t>
       </w:r>
     </w:p>
     <w:bookmarkEnd w:id="21"/>
@@ -875,13 +918,13 @@
       </w:r>
     </w:p>
     <w:bookmarkEnd w:id="23"/>
-    <w:bookmarkStart w:id="25" w:name="what-was-done-and-the-open-decision"/>
+    <w:bookmarkStart w:id="26" w:name="what-was-done-and-how-q6-was-answered"/>
     <w:p>
       <w:pPr>
         <w:pStyle w:val="Heading2"/>
       </w:pPr>
       <w:r>
-        <w:t xml:space="preserve">5. What was done, and the open decision</w:t>
+        <w:t xml:space="preserve">5. What was done, and how Q6 was answered</w:t>
       </w:r>
     </w:p>
     <w:p>
@@ -893,7 +936,7 @@
           <w:bCs/>
           <w:b/>
         </w:rPr>
-        <w:t xml:space="preserve">Done in this change:</w:t>
+        <w:t xml:space="preserve">Done:</w:t>
       </w:r>
       <w:r>
         <w:t xml:space="preserve"> </w:t>
@@ -923,7 +966,7 @@
         <w:t xml:space="preserve"> </w:t>
       </w:r>
       <w:r>
-        <w:t xml:space="preserve">overview corrected to state the premise and the commercial line.</w:t>
+        <w:t xml:space="preserve">rewritten to separate deployment modes from pricing tiers, with the premise scoped to the control-room case rather than claimed product-wide.</w:t>
       </w:r>
     </w:p>
     <w:p>
@@ -935,22 +978,520 @@
           <w:bCs/>
           <w:b/>
         </w:rPr>
-        <w:t xml:space="preserve">Not done — deliberately:</w:t>
-      </w:r>
-      <w:r>
-        <w:t xml:space="preserve"> </w:t>
-      </w:r>
-      <w:r>
-        <w:t xml:space="preserve">no tier restructure, no pricing change, no deployment-standard rewrite, no roadmap re-sequencing. Those follow the decision below.</w:t>
-      </w:r>
-    </w:p>
-    <w:bookmarkStart w:id="24" w:name="Xe3a75b5a1d077fec580850be632ae4713aad798"/>
+        <w:t xml:space="preserve">Still not done — deliberately:</w:t>
+      </w:r>
+      <w:r>
+        <w:t xml:space="preserve"> </w:t>
+      </w:r>
+      <w:r>
+        <w:t xml:space="preserve">no pricing change, no</w:t>
+      </w:r>
+      <w:r>
+        <w:t xml:space="preserve"> </w:t>
+      </w:r>
+      <w:r>
+        <w:rPr>
+          <w:rStyle w:val="VerbatimChar"/>
+        </w:rPr>
+        <w:t xml:space="preserve">DWS_DEPLOYMENT_STANDARD.md</w:t>
+      </w:r>
+      <w:r>
+        <w:t xml:space="preserve"> </w:t>
+      </w:r>
+      <w:r>
+        <w:t xml:space="preserve">rewrite, no roadmap re-sequencing. Those follow from the modes model but are separate work.</w:t>
+      </w:r>
+    </w:p>
+    <w:bookmarkStart w:id="24" w:name="q6-answered-by-the-hic-30.07.2026"/>
     <w:p>
       <w:pPr>
         <w:pStyle w:val="Heading3"/>
       </w:pPr>
       <w:r>
-        <w:t xml:space="preserve">HIC question Q6 (EU AI Act Art. 14 intervention point)</w:t>
+        <w:t xml:space="preserve">Q6 — ANSWERED by the HIC, 30.07.2026</w:t>
+      </w:r>
+    </w:p>
+    <w:p>
+      <w:pPr>
+        <w:pStyle w:val="FirstParagraph"/>
+      </w:pPr>
+      <w:r>
+        <w:rPr>
+          <w:bCs/>
+          <w:b/>
+        </w:rPr>
+        <w:t xml:space="preserve">Answer: none of the three options as posed. The question was mis-framed, and the HIC re-framed it.</w:t>
+      </w:r>
+    </w:p>
+    <w:p>
+      <w:pPr>
+        <w:pStyle w:val="BlockText"/>
+      </w:pPr>
+      <w:r>
+        <w:t xml:space="preserve">“</w:t>
+      </w:r>
+      <w:r>
+        <w:t xml:space="preserve">We had turned deployment into pricing tiers, which created the contradiction. The cleaner model is</w:t>
+      </w:r>
+      <w:r>
+        <w:t xml:space="preserve"> </w:t>
+      </w:r>
+      <w:r>
+        <w:rPr>
+          <w:bCs/>
+          <w:b/>
+        </w:rPr>
+        <w:t xml:space="preserve">deployment modes, not tiers</w:t>
+      </w:r>
+      <w:r>
+        <w:t xml:space="preserve">.</w:t>
+      </w:r>
+      <w:r>
+        <w:t xml:space="preserve">”</w:t>
+      </w:r>
+    </w:p>
+    <w:p>
+      <w:pPr>
+        <w:pStyle w:val="FirstParagraph"/>
+      </w:pPr>
+      <w:r>
+        <w:rPr>
+          <w:bCs/>
+          <w:b/>
+        </w:rPr>
+        <w:t xml:space="preserve">Deployment mode and commercial tier are different axes.</w:t>
+      </w:r>
+      <w:r>
+        <w:t xml:space="preserve"> </w:t>
+      </w:r>
+      <w:r>
+        <w:t xml:space="preserve">Mode is determined by what the workload is; tier by hardware, SLA, support and sovereignty requirements. My three options all argued about</w:t>
+      </w:r>
+      <w:r>
+        <w:t xml:space="preserve"> </w:t>
+      </w:r>
+      <w:r>
+        <w:rPr>
+          <w:iCs/>
+          <w:i/>
+        </w:rPr>
+        <w:t xml:space="preserve">which tier</w:t>
+      </w:r>
+      <w:r>
+        <w:t xml:space="preserve"> </w:t>
+      </w:r>
+      <w:r>
+        <w:t xml:space="preserve">should carry offline capability — which accepted the very framing that produced the contradiction. The resolution is to stop gating mode by tier at all.</w:t>
+      </w:r>
+    </w:p>
+    <w:p>
+      <w:pPr>
+        <w:pStyle w:val="BodyText"/>
+      </w:pPr>
+      <w:r>
+        <w:rPr>
+          <w:bCs/>
+          <w:b/>
+        </w:rPr>
+        <w:t xml:space="preserve">The three modes, as decided:</w:t>
+      </w:r>
+    </w:p>
+    <w:tbl>
+      <w:tblPr>
+        <w:tblStyle w:val="Table"/>
+        <w:tblW w:type="pct" w:w="5000"/>
+        <w:tblLook w:firstRow="1" w:lastRow="0" w:firstColumn="0" w:lastColumn="0" w:noHBand="0" w:noVBand="0" w:val="0020"/>
+        <w:jc w:val="start"/>
+      </w:tblPr>
+      <w:tblGrid>
+        <w:gridCol w:w="1267"/>
+        <w:gridCol w:w="950"/>
+        <w:gridCol w:w="5702"/>
+      </w:tblGrid>
+      <w:tr>
+        <w:trPr>
+          <w:tblHeader w:val="true"/>
+        </w:trPr>
+        <w:tc>
+          <w:tcPr/>
+          <w:p>
+            <w:pPr>
+              <w:pStyle w:val="Compact"/>
+              <w:jc w:val="left"/>
+            </w:pPr>
+            <w:r>
+              <w:t xml:space="preserve">Mode</w:t>
+            </w:r>
+          </w:p>
+        </w:tc>
+        <w:tc>
+          <w:tcPr/>
+          <w:p>
+            <w:pPr>
+              <w:pStyle w:val="Compact"/>
+              <w:jc w:val="left"/>
+            </w:pPr>
+            <w:r>
+              <w:t xml:space="preserve">For</w:t>
+            </w:r>
+          </w:p>
+        </w:tc>
+        <w:tc>
+          <w:tcPr/>
+          <w:p>
+            <w:pPr>
+              <w:pStyle w:val="Compact"/>
+              <w:jc w:val="left"/>
+            </w:pPr>
+            <w:r>
+              <w:t xml:space="preserve">What stays on site</w:t>
+            </w:r>
+          </w:p>
+        </w:tc>
+      </w:tr>
+      <w:tr>
+        <w:tc>
+          <w:tcPr/>
+          <w:p>
+            <w:pPr>
+              <w:pStyle w:val="Compact"/>
+              <w:jc w:val="left"/>
+            </w:pPr>
+            <w:r>
+              <w:rPr>
+                <w:bCs/>
+                <w:b/>
+              </w:rPr>
+              <w:t xml:space="preserve">Local / edge</w:t>
+            </w:r>
+          </w:p>
+        </w:tc>
+        <w:tc>
+          <w:tcPr/>
+          <w:p>
+            <w:pPr>
+              <w:pStyle w:val="Compact"/>
+              <w:jc w:val="left"/>
+            </w:pPr>
+            <w:r>
+              <w:t xml:space="preserve">Manufacturing control rooms, critical and dual-use sites</w:t>
+            </w:r>
+          </w:p>
+        </w:tc>
+        <w:tc>
+          <w:tcPr/>
+          <w:p>
+            <w:pPr>
+              <w:pStyle w:val="Compact"/>
+              <w:jc w:val="left"/>
+            </w:pPr>
+            <w:r>
+              <w:t xml:space="preserve">Core execution, evidence, identity, logs, kill authority. No network dependency for the core outcome.</w:t>
+            </w:r>
+          </w:p>
+        </w:tc>
+      </w:tr>
+      <w:tr>
+        <w:tc>
+          <w:tcPr/>
+          <w:p>
+            <w:pPr>
+              <w:pStyle w:val="Compact"/>
+              <w:jc w:val="left"/>
+            </w:pPr>
+            <w:r>
+              <w:rPr>
+                <w:bCs/>
+                <w:b/>
+              </w:rPr>
+              <w:t xml:space="preserve">Hybrid</w:t>
+            </w:r>
+          </w:p>
+        </w:tc>
+        <w:tc>
+          <w:tcPr/>
+          <w:p>
+            <w:pPr>
+              <w:pStyle w:val="Compact"/>
+              <w:jc w:val="left"/>
+            </w:pPr>
+            <w:r>
+              <w:t xml:space="preserve">Local guarantees plus central visibility</w:t>
+            </w:r>
+          </w:p>
+        </w:tc>
+        <w:tc>
+          <w:tcPr/>
+          <w:p>
+            <w:pPr>
+              <w:pStyle w:val="Compact"/>
+              <w:jc w:val="left"/>
+            </w:pPr>
+            <w:r>
+              <w:t xml:space="preserve">Local execution; optional sync, backup, reporting to EU cloud</w:t>
+            </w:r>
+          </w:p>
+        </w:tc>
+      </w:tr>
+      <w:tr>
+        <w:tc>
+          <w:tcPr/>
+          <w:p>
+            <w:pPr>
+              <w:pStyle w:val="Compact"/>
+              <w:jc w:val="left"/>
+            </w:pPr>
+            <w:r>
+              <w:rPr>
+                <w:bCs/>
+                <w:b/>
+              </w:rPr>
+              <w:t xml:space="preserve">EU-sovereign cloud</w:t>
+            </w:r>
+          </w:p>
+        </w:tc>
+        <w:tc>
+          <w:tcPr/>
+          <w:p>
+            <w:pPr>
+              <w:pStyle w:val="Compact"/>
+              <w:jc w:val="left"/>
+            </w:pPr>
+            <w:r>
+              <w:t xml:space="preserve">Non-critical enterprise workloads, reporting, development</w:t>
+            </w:r>
+          </w:p>
+        </w:tc>
+        <w:tc>
+          <w:tcPr/>
+          <w:p>
+            <w:pPr>
+              <w:pStyle w:val="Compact"/>
+              <w:jc w:val="left"/>
+            </w:pPr>
+            <w:r>
+              <w:t xml:space="preserve">Nothing — network-dependent by design, and appropriate where that is acceptable</w:t>
+            </w:r>
+          </w:p>
+        </w:tc>
+      </w:tr>
+    </w:tbl>
+    <w:p>
+      <w:pPr>
+        <w:pStyle w:val="BodyText"/>
+      </w:pPr>
+      <w:r>
+        <w:rPr>
+          <w:bCs/>
+          <w:b/>
+        </w:rPr>
+        <w:t xml:space="preserve">The hard commercial boundary the HIC set, and which I had crossed.</w:t>
+      </w:r>
+      <w:r>
+        <w:t xml:space="preserve"> </w:t>
+      </w:r>
+      <w:r>
+        <w:t xml:space="preserve">v1.0 of this note stated the premise product-wide, and the product-doc edit that accompanied it said Aegis</w:t>
+      </w:r>
+      <w:r>
+        <w:t xml:space="preserve"> </w:t>
+      </w:r>
+      <w:r>
+        <w:t xml:space="preserve">“</w:t>
+      </w:r>
+      <w:r>
+        <w:t xml:space="preserve">is designed on the premise that loss of network connectivity must not stop production</w:t>
+      </w:r>
+      <w:r>
+        <w:t xml:space="preserve">”</w:t>
+      </w:r>
+      <w:r>
+        <w:t xml:space="preserve"> </w:t>
+      </w:r>
+      <w:r>
+        <w:t xml:space="preserve">without qualification. That over-claims. The correct statement is narrower and now in the product doc:</w:t>
+      </w:r>
+      <w:r>
+        <w:t xml:space="preserve"> </w:t>
+      </w:r>
+      <w:r>
+        <w:rPr>
+          <w:bCs/>
+          <w:b/>
+        </w:rPr>
+        <w:t xml:space="preserve">local-first is required for the control-room deployment; cloud remains a valid mode elsewhere.</w:t>
+      </w:r>
+      <w:r>
+        <w:t xml:space="preserve"> </w:t>
+      </w:r>
+      <w:r>
+        <w:t xml:space="preserve">Do not claim every Aegis deployment is offline by default. Corrected in v1.1.</w:t>
+      </w:r>
+    </w:p>
+    <w:p>
+      <w:pPr>
+        <w:pStyle w:val="BodyText"/>
+      </w:pPr>
+      <w:r>
+        <w:rPr>
+          <w:bCs/>
+          <w:b/>
+        </w:rPr>
+        <w:t xml:space="preserve">Pilot path:</w:t>
+      </w:r>
+      <w:r>
+        <w:t xml:space="preserve"> </w:t>
+      </w:r>
+      <w:r>
+        <w:t xml:space="preserve">prove the local path on</w:t>
+      </w:r>
+      <w:r>
+        <w:t xml:space="preserve"> </w:t>
+      </w:r>
+      <w:r>
+        <w:rPr>
+          <w:bCs/>
+          <w:b/>
+        </w:rPr>
+        <w:t xml:space="preserve">existing customer hardware or a small edge appliance, before any DGX procurement</w:t>
+      </w:r>
+      <w:r>
+        <w:t xml:space="preserve">. Hardware scale-up is a decision the pilot informs, not a precondition for starting. Reference scope ~€45K over three months (April 2026 engagement model,</w:t>
+      </w:r>
+      <w:r>
+        <w:t xml:space="preserve"> </w:t>
+      </w:r>
+      <w:r>
+        <w:rPr>
+          <w:rStyle w:val="VerbatimChar"/>
+        </w:rPr>
+        <w:t xml:space="preserve">.claude/archive/2026-04-15/...dws-iq-aegis-lwm-strategy.md</w:t>
+      </w:r>
+      <w:r>
+        <w:t xml:space="preserve">); any live offer figure belongs in</w:t>
+      </w:r>
+      <w:r>
+        <w:t xml:space="preserve"> </w:t>
+      </w:r>
+      <w:r>
+        <w:rPr>
+          <w:rStyle w:val="VerbatimChar"/>
+        </w:rPr>
+        <w:t xml:space="preserve">dws10.com/config/products.json</w:t>
+      </w:r>
+      <w:r>
+        <w:t xml:space="preserve">.</w:t>
+      </w:r>
+    </w:p>
+    <w:p>
+      <w:pPr>
+        <w:pStyle w:val="BodyText"/>
+      </w:pPr>
+      <w:r>
+        <w:rPr>
+          <w:bCs/>
+          <w:b/>
+        </w:rPr>
+        <w:t xml:space="preserve">Applied to</w:t>
+      </w:r>
+      <w:r>
+        <w:rPr>
+          <w:bCs/>
+          <w:b/>
+        </w:rPr>
+        <w:t xml:space="preserve"> </w:t>
+      </w:r>
+      <w:r>
+        <w:rPr>
+          <w:rStyle w:val="VerbatimChar"/>
+          <w:bCs/>
+          <w:b/>
+        </w:rPr>
+        <w:t xml:space="preserve">Store/PRODUCT_AEGIS.md</w:t>
+      </w:r>
+      <w:r>
+        <w:rPr>
+          <w:bCs/>
+          <w:b/>
+        </w:rPr>
+        <w:t xml:space="preserve">:</w:t>
+      </w:r>
+      <w:r>
+        <w:t xml:space="preserve"> </w:t>
+      </w:r>
+      <w:r>
+        <w:t xml:space="preserve">a Deployment Modes section replacing the per-tier hardware framing; the Sovereign tier’s differentiator changed from</w:t>
+      </w:r>
+      <w:r>
+        <w:t xml:space="preserve"> </w:t>
+      </w:r>
+      <w:r>
+        <w:t xml:space="preserve">“</w:t>
+      </w:r>
+      <w:r>
+        <w:t xml:space="preserve">air-gapped / on-premises option</w:t>
+      </w:r>
+      <w:r>
+        <w:t xml:space="preserve">”</w:t>
+      </w:r>
+      <w:r>
+        <w:t xml:space="preserve"> </w:t>
+      </w:r>
+      <w:r>
+        <w:t xml:space="preserve">to clearance support, dedicated engineering, custom SLA and sovereignty assurance; and an explicit statement that tiers price hardware, SLA, support and sovereignty but</w:t>
+      </w:r>
+      <w:r>
+        <w:t xml:space="preserve"> </w:t>
+      </w:r>
+      <w:r>
+        <w:rPr>
+          <w:bCs/>
+          <w:b/>
+        </w:rPr>
+        <w:t xml:space="preserve">do not gate deployment mode</w:t>
+      </w:r>
+      <w:r>
+        <w:t xml:space="preserve">.</w:t>
+      </w:r>
+    </w:p>
+    <w:p>
+      <w:pPr>
+        <w:pStyle w:val="BodyText"/>
+      </w:pPr>
+      <w:r>
+        <w:rPr>
+          <w:bCs/>
+          <w:b/>
+        </w:rPr>
+        <w:t xml:space="preserve">Still unverified, and option-3’s old dependency survives the re-framing:</w:t>
+      </w:r>
+      <w:r>
+        <w:t xml:space="preserve"> </w:t>
+      </w:r>
+      <w:r>
+        <w:t xml:space="preserve">whether the base tiers can deliver local identity, logs and kill authority without customer-sited hardware. Modes do not answer engineering feasibility — they only stop pricing from pretending to.</w:t>
+      </w:r>
+    </w:p>
+    <w:p>
+      <w:pPr>
+        <w:pStyle w:val="BodyText"/>
+      </w:pPr>
+      <w:r>
+        <w:rPr>
+          <w:iCs/>
+          <w:i/>
+        </w:rPr>
+        <w:t xml:space="preserve">Superseded question, retained per Rule 12:</w:t>
+      </w:r>
+    </w:p>
+    <w:bookmarkEnd w:id="24"/>
+    <w:bookmarkStart w:id="25" w:name="X75d5e0a722e7c5c4018462d358a12218f682017"/>
+    <w:p>
+      <w:pPr>
+        <w:pStyle w:val="Heading3"/>
+      </w:pPr>
+      <w:r>
+        <w:t xml:space="preserve">HIC question Q6 (as originally posed — superseded above)</w:t>
       </w:r>
     </w:p>
     <w:p>
@@ -1270,9 +1811,9 @@
         <w:t xml:space="preserve">deliver requirements 2 and 5 without customer hardware. That is an engineering question this note does not answer and option 3 depends on.</w:t>
       </w:r>
     </w:p>
-    <w:bookmarkEnd w:id="24"/>
     <w:bookmarkEnd w:id="25"/>
-    <w:bookmarkStart w:id="26" w:name="the-five-step-learning-standard-record"/>
+    <w:bookmarkEnd w:id="26"/>
+    <w:bookmarkStart w:id="27" w:name="the-five-step-learning-standard-record"/>
     <w:p>
       <w:pPr>
         <w:pStyle w:val="Heading2"/>
@@ -1621,8 +2162,8 @@
         </w:tc>
       </w:tr>
     </w:tbl>
-    <w:bookmarkEnd w:id="26"/>
-    <w:bookmarkStart w:id="27" w:name="provenance-note"/>
+    <w:bookmarkEnd w:id="27"/>
+    <w:bookmarkStart w:id="28" w:name="provenance-note"/>
     <w:p>
       <w:pPr>
         <w:pStyle w:val="Heading2"/>
@@ -1696,8 +2237,8 @@
         <w:t xml:space="preserve">Ontology: Defence &amp; Dual-Use &gt; Critical Manufacturing &gt; Continuity Under Hybrid Threat &gt; Network-Independent Operation</w:t>
       </w:r>
     </w:p>
-    <w:bookmarkEnd w:id="27"/>
     <w:bookmarkEnd w:id="28"/>
+    <w:bookmarkEnd w:id="29"/>
     <w:sectPr/>
   </w:body>
 </w:document>

--- a/Learn/2026-07-30-network-independent-critical-operation.docx
+++ b/Learn/2026-07-30-network-independent-critical-operation.docx
@@ -1356,7 +1356,34 @@
         <w:t xml:space="preserve">existing customer hardware or a small edge appliance, before any DGX procurement</w:t>
       </w:r>
       <w:r>
-        <w:t xml:space="preserve">. Hardware scale-up is a decision the pilot informs, not a precondition for starting. Reference scope ~€45K over three months (April 2026 engagement model,</w:t>
+        <w:t xml:space="preserve">. Hardware scale-up is a decision the pilot informs, not a precondition for starting.</w:t>
+      </w:r>
+    </w:p>
+    <w:p>
+      <w:pPr>
+        <w:pStyle w:val="BodyText"/>
+      </w:pPr>
+      <w:r>
+        <w:rPr>
+          <w:bCs/>
+          <w:b/>
+        </w:rPr>
+        <w:t xml:space="preserve">Price correction, same day (v1.2).</w:t>
+      </w:r>
+      <w:r>
+        <w:t xml:space="preserve"> </w:t>
+      </w:r>
+      <w:r>
+        <w:t xml:space="preserve">This note originally cited</w:t>
+      </w:r>
+      <w:r>
+        <w:t xml:space="preserve"> </w:t>
+      </w:r>
+      <w:r>
+        <w:t xml:space="preserve">“</w:t>
+      </w:r>
+      <w:r>
+        <w:t xml:space="preserve">reference scope ~€45K over three months (April 2026 engagement model,</w:t>
       </w:r>
       <w:r>
         <w:t xml:space="preserve"> </w:t>
@@ -1368,7 +1395,13 @@
         <w:t xml:space="preserve">.claude/archive/2026-04-15/...dws-iq-aegis-lwm-strategy.md</w:t>
       </w:r>
       <w:r>
-        <w:t xml:space="preserve">); any live offer figure belongs in</w:t>
+        <w:t xml:space="preserve">)</w:t>
+      </w:r>
+      <w:r>
+        <w:t xml:space="preserve">”</w:t>
+      </w:r>
+      <w:r>
+        <w:t xml:space="preserve">, and</w:t>
       </w:r>
       <w:r>
         <w:t xml:space="preserve"> </w:t>
@@ -1377,10 +1410,413 @@
         <w:rPr>
           <w:rStyle w:val="VerbatimChar"/>
         </w:rPr>
+        <w:t xml:space="preserve">DWS-AEGIS-PILOT-001</w:t>
+      </w:r>
+      <w:r>
+        <w:t xml:space="preserve"> </w:t>
+      </w:r>
+      <w:r>
+        <w:t xml:space="preserve">shipped at €45,000 in</w:t>
+      </w:r>
+      <w:r>
+        <w:t xml:space="preserve"> </w:t>
+      </w:r>
+      <w:r>
+        <w:rPr>
+          <w:rStyle w:val="VerbatimChar"/>
+        </w:rPr>
+        <w:t xml:space="preserve">5ed749f</w:t>
+      </w:r>
+      <w:r>
+        <w:t xml:space="preserve"> </w:t>
+      </w:r>
+      <w:r>
+        <w:t xml:space="preserve">on that basis.</w:t>
+      </w:r>
+      <w:r>
+        <w:t xml:space="preserve"> </w:t>
+      </w:r>
+      <w:r>
+        <w:rPr>
+          <w:bCs/>
+          <w:b/>
+        </w:rPr>
+        <w:t xml:space="preserve">That was a misread and is retained here per Rule 12.</w:t>
+      </w:r>
+      <w:r>
+        <w:t xml:space="preserve"> </w:t>
+      </w:r>
+      <w:r>
+        <w:t xml:space="preserve">The April figure is a</w:t>
+      </w:r>
+      <w:r>
+        <w:t xml:space="preserve"> </w:t>
+      </w:r>
+      <w:r>
+        <w:rPr>
+          <w:iCs/>
+          <w:i/>
+        </w:rPr>
+        <w:t xml:space="preserve">three-phase programme total</w:t>
+      </w:r>
+      <w:r>
+        <w:t xml:space="preserve"> </w:t>
+      </w:r>
+      <w:r>
+        <w:t xml:space="preserve">— Audit 2wk €5,000 + agent-in-production 6wk €15,000 + LWM integration 8wk €25,000 — and it is</w:t>
+      </w:r>
+      <w:r>
+        <w:t xml:space="preserve"> </w:t>
+      </w:r>
+      <w:r>
+        <w:rPr>
+          <w:bCs/>
+          <w:b/>
+        </w:rPr>
+        <w:t xml:space="preserve">additive</w:t>
+      </w:r>
+      <w:r>
+        <w:t xml:space="preserve"> </w:t>
+      </w:r>
+      <w:r>
+        <w:t xml:space="preserve">to the licence, not a pilot price. Only the middle phase is a pilot. Two things followed from the error: a</w:t>
+      </w:r>
+      <w:r>
+        <w:t xml:space="preserve"> </w:t>
+      </w:r>
+      <w:r>
+        <w:t xml:space="preserve">“</w:t>
+      </w:r>
+      <w:r>
+        <w:t xml:space="preserve">pilot</w:t>
+      </w:r>
+      <w:r>
+        <w:t xml:space="preserve">”</w:t>
+      </w:r>
+      <w:r>
+        <w:t xml:space="preserve"> </w:t>
+      </w:r>
+      <w:r>
+        <w:t xml:space="preserve">at 75% of the €59,990 onboarding is the product under a lower-commitment name, and crediting €45,000 in full leaves €14,990 for a fleet rollout across 21 industries, which is not deliverable.</w:t>
+      </w:r>
+    </w:p>
+    <w:p>
+      <w:pPr>
+        <w:pStyle w:val="BodyText"/>
+      </w:pPr>
+      <w:r>
+        <w:rPr>
+          <w:bCs/>
+          <w:b/>
+        </w:rPr>
+        <w:t xml:space="preserve">Corrected in</w:t>
+      </w:r>
+      <w:r>
+        <w:rPr>
+          <w:bCs/>
+          <w:b/>
+        </w:rPr>
+        <w:t xml:space="preserve"> </w:t>
+      </w:r>
+      <w:r>
+        <w:rPr>
+          <w:rStyle w:val="VerbatimChar"/>
+          <w:bCs/>
+          <w:b/>
+        </w:rPr>
+        <w:t xml:space="preserve">0a791c7</w:t>
+      </w:r>
+      <w:r>
+        <w:rPr>
+          <w:bCs/>
+          <w:b/>
+        </w:rPr>
+        <w:t xml:space="preserve">, on HIC approval:</w:t>
+      </w:r>
+    </w:p>
+    <w:tbl>
+      <w:tblPr>
+        <w:tblStyle w:val="Table"/>
+        <w:tblW w:type="pct" w:w="5000"/>
+        <w:tblLook w:firstRow="1" w:lastRow="0" w:firstColumn="0" w:lastColumn="0" w:noHBand="0" w:noVBand="0" w:val="0020"/>
+        <w:jc w:val="start"/>
+      </w:tblPr>
+      <w:tblGrid>
+        <w:gridCol w:w="2640"/>
+        <w:gridCol w:w="2640"/>
+        <w:gridCol w:w="2640"/>
+      </w:tblGrid>
+      <w:tr>
+        <w:trPr>
+          <w:tblHeader w:val="true"/>
+        </w:trPr>
+        <w:tc>
+          <w:tcPr/>
+          <w:p>
+            <w:pPr>
+              <w:pStyle w:val="Compact"/>
+              <w:jc w:val="left"/>
+            </w:pPr>
+            <w:r>
+              <w:t xml:space="preserve">SKU</w:t>
+            </w:r>
+          </w:p>
+        </w:tc>
+        <w:tc>
+          <w:tcPr/>
+          <w:p>
+            <w:pPr>
+              <w:pStyle w:val="Compact"/>
+              <w:jc w:val="left"/>
+            </w:pPr>
+            <w:r>
+              <w:t xml:space="preserve">Price</w:t>
+            </w:r>
+          </w:p>
+        </w:tc>
+        <w:tc>
+          <w:tcPr/>
+          <w:p>
+            <w:pPr>
+              <w:pStyle w:val="Compact"/>
+              <w:jc w:val="left"/>
+            </w:pPr>
+            <w:r>
+              <w:t xml:space="preserve">Credited?</w:t>
+            </w:r>
+          </w:p>
+        </w:tc>
+      </w:tr>
+      <w:tr>
+        <w:tc>
+          <w:tcPr/>
+          <w:p>
+            <w:pPr>
+              <w:pStyle w:val="Compact"/>
+              <w:jc w:val="left"/>
+            </w:pPr>
+            <w:r>
+              <w:rPr>
+                <w:rStyle w:val="VerbatimChar"/>
+              </w:rPr>
+              <w:t xml:space="preserve">DWS-AEGIS-PILOT-001</w:t>
+            </w:r>
+            <w:r>
+              <w:t xml:space="preserve"> </w:t>
+            </w:r>
+            <w:r>
+              <w:t xml:space="preserve">— Aegis Pilot, 3 months</w:t>
+            </w:r>
+          </w:p>
+        </w:tc>
+        <w:tc>
+          <w:tcPr/>
+          <w:p>
+            <w:pPr>
+              <w:pStyle w:val="Compact"/>
+              <w:jc w:val="left"/>
+            </w:pPr>
+            <w:r>
+              <w:rPr>
+                <w:bCs/>
+                <w:b/>
+              </w:rPr>
+              <w:t xml:space="preserve">€19,990</w:t>
+            </w:r>
+          </w:p>
+        </w:tc>
+        <w:tc>
+          <w:tcPr/>
+          <w:p>
+            <w:pPr>
+              <w:pStyle w:val="Compact"/>
+              <w:jc w:val="left"/>
+            </w:pPr>
+            <w:r>
+              <w:t xml:space="preserve">Yes, in full against €59,990 onboarding, within 6 months, capped at €19,990</w:t>
+            </w:r>
+          </w:p>
+        </w:tc>
+      </w:tr>
+      <w:tr>
+        <w:tc>
+          <w:tcPr/>
+          <w:p>
+            <w:pPr>
+              <w:pStyle w:val="Compact"/>
+              <w:jc w:val="left"/>
+            </w:pPr>
+            <w:r>
+              <w:rPr>
+                <w:rStyle w:val="VerbatimChar"/>
+              </w:rPr>
+              <w:t xml:space="preserve">DWS-AEGIS-IMPL-001</w:t>
+            </w:r>
+            <w:r>
+              <w:t xml:space="preserve"> </w:t>
+            </w:r>
+            <w:r>
+              <w:t xml:space="preserve">— Aegis Implementation Programme, 3 phases</w:t>
+            </w:r>
+          </w:p>
+        </w:tc>
+        <w:tc>
+          <w:tcPr/>
+          <w:p>
+            <w:pPr>
+              <w:pStyle w:val="Compact"/>
+              <w:jc w:val="left"/>
+            </w:pPr>
+            <w:r>
+              <w:t xml:space="preserve">€45,000</w:t>
+            </w:r>
+          </w:p>
+        </w:tc>
+        <w:tc>
+          <w:tcPr/>
+          <w:p>
+            <w:pPr>
+              <w:pStyle w:val="Compact"/>
+              <w:jc w:val="left"/>
+            </w:pPr>
+            <w:r>
+              <w:rPr>
+                <w:bCs/>
+                <w:b/>
+              </w:rPr>
+              <w:t xml:space="preserve">No</w:t>
+            </w:r>
+            <w:r>
+              <w:t xml:space="preserve"> </w:t>
+            </w:r>
+            <w:r>
+              <w:t xml:space="preserve">— additive. Phase 3 (LWM integration) is work onboarding does not contain, so crediting it would charge once for two pieces of work</w:t>
+            </w:r>
+          </w:p>
+        </w:tc>
+      </w:tr>
+    </w:tbl>
+    <w:p>
+      <w:pPr>
+        <w:pStyle w:val="BodyText"/>
+      </w:pPr>
+      <w:r>
+        <w:t xml:space="preserve">The word</w:t>
+      </w:r>
+      <w:r>
+        <w:t xml:space="preserve"> </w:t>
+      </w:r>
+      <w:r>
+        <w:t xml:space="preserve">“</w:t>
+      </w:r>
+      <w:r>
+        <w:t xml:space="preserve">pilot</w:t>
+      </w:r>
+      <w:r>
+        <w:t xml:space="preserve">”</w:t>
+      </w:r>
+      <w:r>
+        <w:t xml:space="preserve"> </w:t>
+      </w:r>
+      <w:r>
+        <w:t xml:space="preserve">appears nowhere in the implementation SKU’s id, mpn, name, title or frontmatter — that ambiguity is what produced the error, and it must not be re-introducible by autocomplete. The live figure remains sourced from</w:t>
+      </w:r>
+      <w:r>
+        <w:t xml:space="preserve"> </w:t>
+      </w:r>
+      <w:r>
+        <w:rPr>
+          <w:rStyle w:val="VerbatimChar"/>
+        </w:rPr>
         <w:t xml:space="preserve">dws10.com/config/products.json</w:t>
       </w:r>
       <w:r>
-        <w:t xml:space="preserve">.</w:t>
+        <w:t xml:space="preserve"> </w:t>
+      </w:r>
+      <w:r>
+        <w:t xml:space="preserve">(</w:t>
+      </w:r>
+      <w:r>
+        <w:rPr>
+          <w:rStyle w:val="VerbatimChar"/>
+        </w:rPr>
+        <w:t xml:space="preserve">priceVersion</w:t>
+      </w:r>
+      <w:r>
+        <w:t xml:space="preserve"> </w:t>
+      </w:r>
+      <w:r>
+        <w:t xml:space="preserve">1.25, cause recorded in</w:t>
+      </w:r>
+      <w:r>
+        <w:t xml:space="preserve"> </w:t>
+      </w:r>
+      <w:r>
+        <w:rPr>
+          <w:rStyle w:val="VerbatimChar"/>
+        </w:rPr>
+        <w:t xml:space="preserve">priceHistory</w:t>
+      </w:r>
+      <w:r>
+        <w:t xml:space="preserve">), never from this note.</w:t>
+      </w:r>
+    </w:p>
+    <w:p>
+      <w:pPr>
+        <w:pStyle w:val="BodyText"/>
+      </w:pPr>
+      <w:r>
+        <w:rPr>
+          <w:bCs/>
+          <w:b/>
+        </w:rPr>
+        <w:t xml:space="preserve">The wording guard the HIC required</w:t>
+      </w:r>
+      <w:r>
+        <w:t xml:space="preserve">, present in both</w:t>
+      </w:r>
+      <w:r>
+        <w:t xml:space="preserve"> </w:t>
+      </w:r>
+      <w:r>
+        <w:rPr>
+          <w:rStyle w:val="VerbatimChar"/>
+        </w:rPr>
+        <w:t xml:space="preserve">products.json</w:t>
+      </w:r>
+      <w:r>
+        <w:t xml:space="preserve"> </w:t>
+      </w:r>
+      <w:r>
+        <w:t xml:space="preserve">and</w:t>
+      </w:r>
+      <w:r>
+        <w:t xml:space="preserve"> </w:t>
+      </w:r>
+      <w:r>
+        <w:rPr>
+          <w:rStyle w:val="VerbatimChar"/>
+        </w:rPr>
+        <w:t xml:space="preserve">Store/PRODUCT_AEGIS_PILOT.md</w:t>
+      </w:r>
+      <w:r>
+        <w:t xml:space="preserve">: what the €19,990 includes (one site, one control-room workflow, one deployment-mode recommendation, that workflow’s agent set only, local execution/evidence/identity/logs/kill authority on existing or edge hardware, production sizing from measured behaviour); the</w:t>
+      </w:r>
+      <w:r>
+        <w:t xml:space="preserve"> </w:t>
+      </w:r>
+      <w:r>
+        <w:rPr>
+          <w:bCs/>
+          <w:b/>
+        </w:rPr>
+        <w:t xml:space="preserve">binary acceptance KPI</w:t>
+      </w:r>
+      <w:r>
+        <w:t xml:space="preserve"> </w:t>
+      </w:r>
+      <w:r>
+        <w:t xml:space="preserve">(uplink severed → workflow completes, Article 12 record still written locally, operator can still stop a running agent — all three, or it is a delivered negative result); and what sits outside the credit (LWM integration, hardware, multi-site, other industries, custom ERP/BIM, the implementation programme).</w:t>
       </w:r>
     </w:p>
     <w:p>
